--- a/downloads/documents/05 Materials/Unit 05/Slides/Slides 05.07 - Backstitch and Whipstitch.docx
+++ b/downloads/documents/05 Materials/Unit 05/Slides/Slides 05.07 - Backstitch and Whipstitch.docx
@@ -75,7 +75,7 @@
         <w:pStyle w:val="Compact"/>
       </w:pPr>
       <w:r>
-        <w:t xml:space="preserve">Between them you can build the pouch next week and fix a split seam on Friday</w:t>
+        <w:t xml:space="preserve">Between them you can build the pouch next week and fix a split seam in two days</w:t>
       </w:r>
       <w:r>
         <w:t xml:space="preserve"> </w:t>
@@ -225,7 +225,7 @@
         <w:pStyle w:val="Compact"/>
       </w:pPr>
       <w:r>
-        <w:t xml:space="preserve">Running stitch: the thread goes over, under, over, under. About half the seam has no thread across it at all.</w:t>
+        <w:t xml:space="preserve">Running stitch: the thread goes over, under, over, under. About half of the seam has no thread across it at all.</w:t>
       </w:r>
     </w:p>
     <w:p>
@@ -579,7 +579,7 @@
         <w:pStyle w:val="Compact"/>
       </w:pPr>
       <w:r>
-        <w:t xml:space="preserve">Line up the two edges so they meet, not overlap</w:t>
+        <w:t xml:space="preserve">Stack the two pieces. Line up the edges so they match exactly.</w:t>
       </w:r>
     </w:p>
     <w:p>
@@ -633,7 +633,7 @@
         <w:t xml:space="preserve"> </w:t>
       </w:r>
       <w:r>
-        <w:t xml:space="preserve">Image: two felt rectangles edge to edge with a slanted stitch crossing over the join.</w:t>
+        <w:t xml:space="preserve">Image: two felt rectangles stacked with the edges lined up, and a slanted stitch crossing over the joined edge.</w:t>
       </w:r>
     </w:p>
     <w:p>
